--- a/lessons/2-5-group1/homework.docx
+++ b/lessons/2-5-group1/homework.docx
@@ -80,7 +80,7 @@
         <w:spacing w:after="60" w:before="0"/>
       </w:pPr>
       <w:r>
-        <w:t xml:space="preserve">Content: With my small group, I can describe the shape of a data distribution as symmetric, skewed, or having clusters and gaps — one step at a time, with support.</w:t>
+        <w:t xml:space="preserve">Content: With my small group, I can find the range and the interquartile range of a data set and use them to describe how spread out the data is — one step at a time, with support.</w:t>
       </w:r>
     </w:p>
     <w:p>
@@ -161,10 +161,10 @@
           <w:b/>
           <w:bCs/>
         </w:rPr>
-        <w:t xml:space="preserve">Shape of Data Distributions (Forma de las distribuciones de datos)</w:t>
-      </w:r>
-      <w:r>
-        <w:t xml:space="preserve"> — The overall pattern of data, such as symmetric, skewed, clustered, or containing gaps.</w:t>
+        <w:t xml:space="preserve">Range and Interquartile Range (Rango y rango intercuartílico)</w:t>
+      </w:r>
+      <w:r>
+        <w:t xml:space="preserve"> — Two numbers that describe spread: the range covers all the data, and the interquartile range covers only the middle half.</w:t>
       </w:r>
     </w:p>
     <w:p>
@@ -224,10 +224,10 @@
           <w:b/>
           <w:bCs/>
         </w:rPr>
-        <w:t xml:space="preserve">Symmetric (Simétrico)</w:t>
-      </w:r>
-      <w:r>
-        <w:t xml:space="preserve"> — Data that looks about the same on the left and right.</w:t>
+        <w:t xml:space="preserve">Range (Rango)</w:t>
+      </w:r>
+      <w:r>
+        <w:t xml:space="preserve"> — The distance from the least value to the greatest value, found by subtracting: greatest − least.</w:t>
       </w:r>
     </w:p>
     <w:p>
@@ -287,10 +287,10 @@
           <w:b/>
           <w:bCs/>
         </w:rPr>
-        <w:t xml:space="preserve">Skewed (Sesgado)</w:t>
-      </w:r>
-      <w:r>
-        <w:t xml:space="preserve"> — When most data sits on one side with a tail on the other.</w:t>
+        <w:t xml:space="preserve">Quartile (Cuartil)</w:t>
+      </w:r>
+      <w:r>
+        <w:t xml:space="preserve"> — One of the three values that cut an ordered data set into four equal-sized groups.</w:t>
       </w:r>
     </w:p>
     <w:p>
@@ -350,10 +350,73 @@
           <w:b/>
           <w:bCs/>
         </w:rPr>
-        <w:t xml:space="preserve">Cluster (Agrupamiento)</w:t>
-      </w:r>
-      <w:r>
-        <w:t xml:space="preserve"> — A group of numbers that are close together.</w:t>
+        <w:t xml:space="preserve">Interquartile range (Rango intercuartílico)</w:t>
+      </w:r>
+      <w:r>
+        <w:t xml:space="preserve"> — The distance across the middle half of the data, found by subtracting the first quartile from the third: Q3 − Q1.</w:t>
+      </w:r>
+    </w:p>
+    <w:p>
+      <w:pPr>
+        <w:keepNext/>
+        <w:spacing w:after="20" w:before="80"/>
+        <w:jc w:val="center"/>
+      </w:pPr>
+      <w:r>
+        <w:drawing>
+          <wp:inline distT="0" distB="0" distL="0" distR="0">
+            <wp:extent cx="1047750" cy="790575"/>
+            <wp:effectExtent t="0" r="0" b="0" l="0"/>
+            <wp:docPr id="1" name="" descr="" title=""/>
+            <wp:cNvGraphicFramePr>
+              <a:graphicFrameLocks xmlns:a="http://schemas.openxmlformats.org/drawingml/2006/main" noChangeAspect="1"/>
+            </wp:cNvGraphicFramePr>
+            <a:graphic xmlns:a="http://schemas.openxmlformats.org/drawingml/2006/main">
+              <a:graphicData uri="http://schemas.openxmlformats.org/drawingml/2006/picture">
+                <pic:pic xmlns:pic="http://schemas.openxmlformats.org/drawingml/2006/picture">
+                  <pic:nvPicPr>
+                    <pic:cNvPr id="0" name="" descr=""/>
+                    <pic:cNvPicPr>
+                      <a:picLocks noChangeAspect="1" noChangeArrowheads="1"/>
+                    </pic:cNvPicPr>
+                  </pic:nvPicPr>
+                  <pic:blipFill>
+                    <a:blip r:embed="rId8" cstate="none"/>
+                    <a:srcRect/>
+                    <a:stretch>
+                      <a:fillRect/>
+                    </a:stretch>
+                  </pic:blipFill>
+                  <pic:spPr bwMode="auto">
+                    <a:xfrm>
+                      <a:off x="0" y="0"/>
+                      <a:ext cx="1047750" cy="790575"/>
+                    </a:xfrm>
+                    <a:prstGeom prst="rect">
+                      <a:avLst/>
+                    </a:prstGeom>
+                  </pic:spPr>
+                </pic:pic>
+              </a:graphicData>
+            </a:graphic>
+          </wp:inline>
+        </w:drawing>
+      </w:r>
+    </w:p>
+    <w:p>
+      <w:pPr>
+        <w:keepNext/>
+        <w:spacing w:after="120"/>
+      </w:pPr>
+      <w:r>
+        <w:rPr>
+          <w:b/>
+          <w:bCs/>
+        </w:rPr>
+        <w:t xml:space="preserve">Variability (Variabilidad)</w:t>
+      </w:r>
+      <w:r>
+        <w:t xml:space="preserve"> — How much the values in a data set differ from one another — whether they sit close together or far apart.</w:t>
       </w:r>
     </w:p>
     <w:p>
@@ -413,10 +476,10 @@
           <w:b/>
           <w:bCs/>
         </w:rPr>
-        <w:t xml:space="preserve">Gap (Hueco (espacio))</w:t>
-      </w:r>
-      <w:r>
-        <w:t xml:space="preserve"> — A big empty space where there is no data.</w:t>
+        <w:t xml:space="preserve">Measure of variation (Medida de variación)</w:t>
+      </w:r>
+      <w:r>
+        <w:t xml:space="preserve"> — A single number that describes the spread of a whole data set. The range and the IQR are both measures of variation.</w:t>
       </w:r>
     </w:p>
     <w:p>
@@ -476,10 +539,10 @@
           <w:b/>
           <w:bCs/>
         </w:rPr>
-        <w:t xml:space="preserve">Data distribution (Distribución de datos)</w:t>
-      </w:r>
-      <w:r>
-        <w:t xml:space="preserve"> — How the data looks: where it sits and how spread out it is.</w:t>
+        <w:t xml:space="preserve">Shape of Data Distributions (Forma de las distribuciones de datos)</w:t>
+      </w:r>
+      <w:r>
+        <w:t xml:space="preserve"> — The overall pattern of data, such as symmetric, skewed, clustered, or containing gaps.</w:t>
       </w:r>
     </w:p>
     <w:p>
@@ -539,10 +602,262 @@
           <w:b/>
           <w:bCs/>
         </w:rPr>
-        <w:t xml:space="preserve">Variability (Variabilidad)</w:t>
-      </w:r>
-      <w:r>
-        <w:t xml:space="preserve"> — How spread out the numbers are.</w:t>
+        <w:t xml:space="preserve">Symmetric (Simétrico)</w:t>
+      </w:r>
+      <w:r>
+        <w:t xml:space="preserve"> — Data that looks about the same on the left and right.</w:t>
+      </w:r>
+    </w:p>
+    <w:p>
+      <w:pPr>
+        <w:keepNext/>
+        <w:spacing w:after="20" w:before="80"/>
+        <w:jc w:val="center"/>
+      </w:pPr>
+      <w:r>
+        <w:drawing>
+          <wp:inline distT="0" distB="0" distL="0" distR="0">
+            <wp:extent cx="1047750" cy="790575"/>
+            <wp:effectExtent t="0" r="0" b="0" l="0"/>
+            <wp:docPr id="1" name="" descr="" title=""/>
+            <wp:cNvGraphicFramePr>
+              <a:graphicFrameLocks xmlns:a="http://schemas.openxmlformats.org/drawingml/2006/main" noChangeAspect="1"/>
+            </wp:cNvGraphicFramePr>
+            <a:graphic xmlns:a="http://schemas.openxmlformats.org/drawingml/2006/main">
+              <a:graphicData uri="http://schemas.openxmlformats.org/drawingml/2006/picture">
+                <pic:pic xmlns:pic="http://schemas.openxmlformats.org/drawingml/2006/picture">
+                  <pic:nvPicPr>
+                    <pic:cNvPr id="0" name="" descr=""/>
+                    <pic:cNvPicPr>
+                      <a:picLocks noChangeAspect="1" noChangeArrowheads="1"/>
+                    </pic:cNvPicPr>
+                  </pic:nvPicPr>
+                  <pic:blipFill>
+                    <a:blip r:embed="rId14" cstate="none"/>
+                    <a:srcRect/>
+                    <a:stretch>
+                      <a:fillRect/>
+                    </a:stretch>
+                  </pic:blipFill>
+                  <pic:spPr bwMode="auto">
+                    <a:xfrm>
+                      <a:off x="0" y="0"/>
+                      <a:ext cx="1047750" cy="790575"/>
+                    </a:xfrm>
+                    <a:prstGeom prst="rect">
+                      <a:avLst/>
+                    </a:prstGeom>
+                  </pic:spPr>
+                </pic:pic>
+              </a:graphicData>
+            </a:graphic>
+          </wp:inline>
+        </w:drawing>
+      </w:r>
+    </w:p>
+    <w:p>
+      <w:pPr>
+        <w:keepNext/>
+        <w:spacing w:after="120"/>
+      </w:pPr>
+      <w:r>
+        <w:rPr>
+          <w:b/>
+          <w:bCs/>
+        </w:rPr>
+        <w:t xml:space="preserve">Skewed (Sesgado)</w:t>
+      </w:r>
+      <w:r>
+        <w:t xml:space="preserve"> — When most data sits on one side with a tail on the other.</w:t>
+      </w:r>
+    </w:p>
+    <w:p>
+      <w:pPr>
+        <w:keepNext/>
+        <w:spacing w:after="20" w:before="80"/>
+        <w:jc w:val="center"/>
+      </w:pPr>
+      <w:r>
+        <w:drawing>
+          <wp:inline distT="0" distB="0" distL="0" distR="0">
+            <wp:extent cx="1047750" cy="790575"/>
+            <wp:effectExtent t="0" r="0" b="0" l="0"/>
+            <wp:docPr id="1" name="" descr="" title=""/>
+            <wp:cNvGraphicFramePr>
+              <a:graphicFrameLocks xmlns:a="http://schemas.openxmlformats.org/drawingml/2006/main" noChangeAspect="1"/>
+            </wp:cNvGraphicFramePr>
+            <a:graphic xmlns:a="http://schemas.openxmlformats.org/drawingml/2006/main">
+              <a:graphicData uri="http://schemas.openxmlformats.org/drawingml/2006/picture">
+                <pic:pic xmlns:pic="http://schemas.openxmlformats.org/drawingml/2006/picture">
+                  <pic:nvPicPr>
+                    <pic:cNvPr id="0" name="" descr=""/>
+                    <pic:cNvPicPr>
+                      <a:picLocks noChangeAspect="1" noChangeArrowheads="1"/>
+                    </pic:cNvPicPr>
+                  </pic:nvPicPr>
+                  <pic:blipFill>
+                    <a:blip r:embed="rId15" cstate="none"/>
+                    <a:srcRect/>
+                    <a:stretch>
+                      <a:fillRect/>
+                    </a:stretch>
+                  </pic:blipFill>
+                  <pic:spPr bwMode="auto">
+                    <a:xfrm>
+                      <a:off x="0" y="0"/>
+                      <a:ext cx="1047750" cy="790575"/>
+                    </a:xfrm>
+                    <a:prstGeom prst="rect">
+                      <a:avLst/>
+                    </a:prstGeom>
+                  </pic:spPr>
+                </pic:pic>
+              </a:graphicData>
+            </a:graphic>
+          </wp:inline>
+        </w:drawing>
+      </w:r>
+    </w:p>
+    <w:p>
+      <w:pPr>
+        <w:keepNext/>
+        <w:spacing w:after="120"/>
+      </w:pPr>
+      <w:r>
+        <w:rPr>
+          <w:b/>
+          <w:bCs/>
+        </w:rPr>
+        <w:t xml:space="preserve">Cluster (Agrupamiento)</w:t>
+      </w:r>
+      <w:r>
+        <w:t xml:space="preserve"> — A group of numbers that are close together.</w:t>
+      </w:r>
+    </w:p>
+    <w:p>
+      <w:pPr>
+        <w:keepNext/>
+        <w:spacing w:after="20" w:before="80"/>
+        <w:jc w:val="center"/>
+      </w:pPr>
+      <w:r>
+        <w:drawing>
+          <wp:inline distT="0" distB="0" distL="0" distR="0">
+            <wp:extent cx="1047750" cy="790575"/>
+            <wp:effectExtent t="0" r="0" b="0" l="0"/>
+            <wp:docPr id="1" name="" descr="" title=""/>
+            <wp:cNvGraphicFramePr>
+              <a:graphicFrameLocks xmlns:a="http://schemas.openxmlformats.org/drawingml/2006/main" noChangeAspect="1"/>
+            </wp:cNvGraphicFramePr>
+            <a:graphic xmlns:a="http://schemas.openxmlformats.org/drawingml/2006/main">
+              <a:graphicData uri="http://schemas.openxmlformats.org/drawingml/2006/picture">
+                <pic:pic xmlns:pic="http://schemas.openxmlformats.org/drawingml/2006/picture">
+                  <pic:nvPicPr>
+                    <pic:cNvPr id="0" name="" descr=""/>
+                    <pic:cNvPicPr>
+                      <a:picLocks noChangeAspect="1" noChangeArrowheads="1"/>
+                    </pic:cNvPicPr>
+                  </pic:nvPicPr>
+                  <pic:blipFill>
+                    <a:blip r:embed="rId16" cstate="none"/>
+                    <a:srcRect/>
+                    <a:stretch>
+                      <a:fillRect/>
+                    </a:stretch>
+                  </pic:blipFill>
+                  <pic:spPr bwMode="auto">
+                    <a:xfrm>
+                      <a:off x="0" y="0"/>
+                      <a:ext cx="1047750" cy="790575"/>
+                    </a:xfrm>
+                    <a:prstGeom prst="rect">
+                      <a:avLst/>
+                    </a:prstGeom>
+                  </pic:spPr>
+                </pic:pic>
+              </a:graphicData>
+            </a:graphic>
+          </wp:inline>
+        </w:drawing>
+      </w:r>
+    </w:p>
+    <w:p>
+      <w:pPr>
+        <w:keepNext/>
+        <w:spacing w:after="120"/>
+      </w:pPr>
+      <w:r>
+        <w:rPr>
+          <w:b/>
+          <w:bCs/>
+        </w:rPr>
+        <w:t xml:space="preserve">Gap (Hueco (espacio))</w:t>
+      </w:r>
+      <w:r>
+        <w:t xml:space="preserve"> — A big empty space where there is no data.</w:t>
+      </w:r>
+    </w:p>
+    <w:p>
+      <w:pPr>
+        <w:keepNext/>
+        <w:spacing w:after="20" w:before="80"/>
+        <w:jc w:val="center"/>
+      </w:pPr>
+      <w:r>
+        <w:drawing>
+          <wp:inline distT="0" distB="0" distL="0" distR="0">
+            <wp:extent cx="1047750" cy="790575"/>
+            <wp:effectExtent t="0" r="0" b="0" l="0"/>
+            <wp:docPr id="1" name="" descr="" title=""/>
+            <wp:cNvGraphicFramePr>
+              <a:graphicFrameLocks xmlns:a="http://schemas.openxmlformats.org/drawingml/2006/main" noChangeAspect="1"/>
+            </wp:cNvGraphicFramePr>
+            <a:graphic xmlns:a="http://schemas.openxmlformats.org/drawingml/2006/main">
+              <a:graphicData uri="http://schemas.openxmlformats.org/drawingml/2006/picture">
+                <pic:pic xmlns:pic="http://schemas.openxmlformats.org/drawingml/2006/picture">
+                  <pic:nvPicPr>
+                    <pic:cNvPr id="0" name="" descr=""/>
+                    <pic:cNvPicPr>
+                      <a:picLocks noChangeAspect="1" noChangeArrowheads="1"/>
+                    </pic:cNvPicPr>
+                  </pic:nvPicPr>
+                  <pic:blipFill>
+                    <a:blip r:embed="rId17" cstate="none"/>
+                    <a:srcRect/>
+                    <a:stretch>
+                      <a:fillRect/>
+                    </a:stretch>
+                  </pic:blipFill>
+                  <pic:spPr bwMode="auto">
+                    <a:xfrm>
+                      <a:off x="0" y="0"/>
+                      <a:ext cx="1047750" cy="790575"/>
+                    </a:xfrm>
+                    <a:prstGeom prst="rect">
+                      <a:avLst/>
+                    </a:prstGeom>
+                  </pic:spPr>
+                </pic:pic>
+              </a:graphicData>
+            </a:graphic>
+          </wp:inline>
+        </w:drawing>
+      </w:r>
+    </w:p>
+    <w:p>
+      <w:pPr>
+        <w:keepNext/>
+        <w:spacing w:after="120"/>
+      </w:pPr>
+      <w:r>
+        <w:rPr>
+          <w:b/>
+          <w:bCs/>
+        </w:rPr>
+        <w:t xml:space="preserve">Data distribution (Distribución de datos)</w:t>
+      </w:r>
+      <w:r>
+        <w:t xml:space="preserve"> — How the data looks: where it sits and how spread out it is.</w:t>
       </w:r>
     </w:p>
     <w:p>
@@ -579,39 +894,39 @@
           <w:b/>
           <w:bCs/>
         </w:rPr>
-        <w:t xml:space="preserve">1. A histogram of basketball players' ages shows: most players are 22–28, with a long tail of older players up to age 40. What is the shape of this distribution?</w:t>
-      </w:r>
-    </w:p>
-    <w:p>
-      <w:pPr>
-        <w:spacing w:after="40" w:before="0"/>
-      </w:pPr>
-      <w:r>
-        <w:t xml:space="preserve">     A. Skewed right</w:t>
-      </w:r>
-    </w:p>
-    <w:p>
-      <w:pPr>
-        <w:spacing w:after="40" w:before="0"/>
-      </w:pPr>
-      <w:r>
-        <w:t xml:space="preserve">     B. Symmetric</w:t>
-      </w:r>
-    </w:p>
-    <w:p>
-      <w:pPr>
-        <w:spacing w:after="40" w:before="0"/>
-      </w:pPr>
-      <w:r>
-        <w:t xml:space="preserve">     C. Skewed left</w:t>
-      </w:r>
-    </w:p>
-    <w:p>
-      <w:pPr>
-        <w:spacing w:after="40" w:before="0"/>
-      </w:pPr>
-      <w:r>
-        <w:t xml:space="preserve">     D. Uniform</w:t>
+        <w:t xml:space="preserve">1. A data set runs from a least value of 12 to a greatest value of 30. What is the range?</w:t>
+      </w:r>
+    </w:p>
+    <w:p>
+      <w:pPr>
+        <w:spacing w:after="40" w:before="0"/>
+      </w:pPr>
+      <w:r>
+        <w:t xml:space="preserve">     A. 18</w:t>
+      </w:r>
+    </w:p>
+    <w:p>
+      <w:pPr>
+        <w:spacing w:after="40" w:before="0"/>
+      </w:pPr>
+      <w:r>
+        <w:t xml:space="preserve">     B. 30</w:t>
+      </w:r>
+    </w:p>
+    <w:p>
+      <w:pPr>
+        <w:spacing w:after="40" w:before="0"/>
+      </w:pPr>
+      <w:r>
+        <w:t xml:space="preserve">     C. 12</w:t>
+      </w:r>
+    </w:p>
+    <w:p>
+      <w:pPr>
+        <w:spacing w:after="40" w:before="0"/>
+      </w:pPr>
+      <w:r>
+        <w:t xml:space="preserve">     D. 21</w:t>
       </w:r>
     </w:p>
     <w:p>
@@ -634,39 +949,39 @@
           <w:b/>
           <w:bCs/>
         </w:rPr>
-        <w:t xml:space="preserve">2. A data set is symmetric. What is likely true about the mean and median?</w:t>
-      </w:r>
-    </w:p>
-    <w:p>
-      <w:pPr>
-        <w:spacing w:after="40" w:before="0"/>
-      </w:pPr>
-      <w:r>
-        <w:t xml:space="preserve">     A. They are approximately equal</w:t>
-      </w:r>
-    </w:p>
-    <w:p>
-      <w:pPr>
-        <w:spacing w:after="40" w:before="0"/>
-      </w:pPr>
-      <w:r>
-        <w:t xml:space="preserve">     B. The mean is much higher than the median</w:t>
-      </w:r>
-    </w:p>
-    <w:p>
-      <w:pPr>
-        <w:spacing w:after="40" w:before="0"/>
-      </w:pPr>
-      <w:r>
-        <w:t xml:space="preserve">     C. The median is much higher than the mean</w:t>
-      </w:r>
-    </w:p>
-    <w:p>
-      <w:pPr>
-        <w:spacing w:after="40" w:before="0"/>
-      </w:pPr>
-      <w:r>
-        <w:t xml:space="preserve">     D. They are always exactly the same</w:t>
+        <w:t xml:space="preserve">2. On a box plot, Q1 = 20 and Q3 = 36. What is the interquartile range?</w:t>
+      </w:r>
+    </w:p>
+    <w:p>
+      <w:pPr>
+        <w:spacing w:after="40" w:before="0"/>
+      </w:pPr>
+      <w:r>
+        <w:t xml:space="preserve">     A. 16</w:t>
+      </w:r>
+    </w:p>
+    <w:p>
+      <w:pPr>
+        <w:spacing w:after="40" w:before="0"/>
+      </w:pPr>
+      <w:r>
+        <w:t xml:space="preserve">     B. 56</w:t>
+      </w:r>
+    </w:p>
+    <w:p>
+      <w:pPr>
+        <w:spacing w:after="40" w:before="0"/>
+      </w:pPr>
+      <w:r>
+        <w:t xml:space="preserve">     C. 28</w:t>
+      </w:r>
+    </w:p>
+    <w:p>
+      <w:pPr>
+        <w:spacing w:after="40" w:before="0"/>
+      </w:pPr>
+      <w:r>
+        <w:t xml:space="preserve">     D. 36</w:t>
       </w:r>
     </w:p>
     <w:p>
@@ -689,39 +1004,39 @@
           <w:b/>
           <w:bCs/>
         </w:rPr>
-        <w:t xml:space="preserve">3. A dot plot has one peak in the middle and even sides. What shape is it?</w:t>
-      </w:r>
-    </w:p>
-    <w:p>
-      <w:pPr>
-        <w:spacing w:after="40" w:before="0"/>
-      </w:pPr>
-      <w:r>
-        <w:t xml:space="preserve">     A. Symmetric with one cluster around the peak</w:t>
-      </w:r>
-    </w:p>
-    <w:p>
-      <w:pPr>
-        <w:spacing w:after="40" w:before="0"/>
-      </w:pPr>
-      <w:r>
-        <w:t xml:space="preserve">     B. Skewed right</w:t>
-      </w:r>
-    </w:p>
-    <w:p>
-      <w:pPr>
-        <w:spacing w:after="40" w:before="0"/>
-      </w:pPr>
-      <w:r>
-        <w:t xml:space="preserve">     C. Skewed left</w:t>
-      </w:r>
-    </w:p>
-    <w:p>
-      <w:pPr>
-        <w:spacing w:after="40" w:before="0"/>
-      </w:pPr>
-      <w:r>
-        <w:t xml:space="preserve">     D. Has a large gap</w:t>
+        <w:t xml:space="preserve">3. Team A's salaries have a range of $14M and an IQR of $7M. Team B's have a range of $7M and an IQR of $2.5M. Both teams have the same median salary. What does this tell a player?</w:t>
+      </w:r>
+    </w:p>
+    <w:p>
+      <w:pPr>
+        <w:spacing w:after="40" w:before="0"/>
+      </w:pPr>
+      <w:r>
+        <w:t xml:space="preserve">     A. Team B's salaries cluster much more tightly around the median</w:t>
+      </w:r>
+    </w:p>
+    <w:p>
+      <w:pPr>
+        <w:spacing w:after="40" w:before="0"/>
+      </w:pPr>
+      <w:r>
+        <w:t xml:space="preserve">     B. Team B pays more overall</w:t>
+      </w:r>
+    </w:p>
+    <w:p>
+      <w:pPr>
+        <w:spacing w:after="40" w:before="0"/>
+      </w:pPr>
+      <w:r>
+        <w:t xml:space="preserve">     C. Team A has more players</w:t>
+      </w:r>
+    </w:p>
+    <w:p>
+      <w:pPr>
+        <w:spacing w:after="40" w:before="0"/>
+      </w:pPr>
+      <w:r>
+        <w:t xml:space="preserve">     D. Team B's highest salary is greater</w:t>
       </w:r>
     </w:p>
     <w:p>
@@ -744,39 +1059,39 @@
           <w:b/>
           <w:bCs/>
         </w:rPr>
-        <w:t xml:space="preserve">4. A histogram: most players are at 70-85%, a gap sits at 50-65%, and a few are at 40-50%. Name the shape and features.</w:t>
-      </w:r>
-    </w:p>
-    <w:p>
-      <w:pPr>
-        <w:spacing w:after="40" w:before="0"/>
-      </w:pPr>
-      <w:r>
-        <w:t xml:space="preserve">     A. A cluster (70-85%), a gap (50-65%), and a left tail — so skewed left</w:t>
-      </w:r>
-    </w:p>
-    <w:p>
-      <w:pPr>
-        <w:spacing w:after="40" w:before="0"/>
-      </w:pPr>
-      <w:r>
-        <w:t xml:space="preserve">     B. A symmetric display with no gaps</w:t>
-      </w:r>
-    </w:p>
-    <w:p>
-      <w:pPr>
-        <w:spacing w:after="40" w:before="0"/>
-      </w:pPr>
-      <w:r>
-        <w:t xml:space="preserve">     C. A right tail of high values — so skewed right</w:t>
-      </w:r>
-    </w:p>
-    <w:p>
-      <w:pPr>
-        <w:spacing w:after="40" w:before="0"/>
-      </w:pPr>
-      <w:r>
-        <w:t xml:space="preserve">     D. Two equal peaks with no cluster or gap</w:t>
+        <w:t xml:space="preserve">4. What is the range of 7, 9, 12, 15, 20?</w:t>
+      </w:r>
+    </w:p>
+    <w:p>
+      <w:pPr>
+        <w:spacing w:after="40" w:before="0"/>
+      </w:pPr>
+      <w:r>
+        <w:t xml:space="preserve">     A. 13</w:t>
+      </w:r>
+    </w:p>
+    <w:p>
+      <w:pPr>
+        <w:spacing w:after="40" w:before="0"/>
+      </w:pPr>
+      <w:r>
+        <w:t xml:space="preserve">     B. 20</w:t>
+      </w:r>
+    </w:p>
+    <w:p>
+      <w:pPr>
+        <w:spacing w:after="40" w:before="0"/>
+      </w:pPr>
+      <w:r>
+        <w:t xml:space="preserve">     C. 7</w:t>
+      </w:r>
+    </w:p>
+    <w:p>
+      <w:pPr>
+        <w:spacing w:after="40" w:before="0"/>
+      </w:pPr>
+      <w:r>
+        <w:t xml:space="preserve">     D. 9</w:t>
       </w:r>
     </w:p>
     <w:p>
@@ -799,51 +1114,185 @@
           <w:b/>
           <w:bCs/>
         </w:rPr>
-        <w:t xml:space="preserve">5. Level 2 Extension — Name the Skew by Its Tail</w:t>
-      </w:r>
-    </w:p>
-    <w:p>
-      <w:pPr>
-        <w:spacing w:after="40" w:before="0"/>
-      </w:pPr>
-      <w:r>
-        <w:t xml:space="preserve">   Step 1 (Display): Analytics screen: minutes played per game. Bar heights left to right: 12, 8, 4, 2, 1.</w:t>
-      </w:r>
-    </w:p>
-    <w:p>
-      <w:pPr>
-        <w:spacing w:after="40" w:before="0"/>
-      </w:pPr>
-      <w:r>
-        <w:t xml:space="preserve">   Step 2 (Cluster): Most players are bunched on the left (low minutes).</w:t>
-      </w:r>
-    </w:p>
-    <w:p>
-      <w:pPr>
-        <w:spacing w:after="40" w:before="0"/>
-      </w:pPr>
-      <w:r>
-        <w:t xml:space="preserve">   Step 3 (Tail): The short bars trail off toward the right (high minutes).</w:t>
-      </w:r>
-    </w:p>
-    <w:p>
-      <w:pPr>
-        <w:spacing w:after="40" w:before="0"/>
-      </w:pPr>
-      <w:r>
-        <w:t xml:space="preserve">   Step 4 (Shape claim): Because the tall bars (the peak) are on the LEFT, this display is left-skewed.</w:t>
-      </w:r>
-    </w:p>
-    <w:p>
-      <w:pPr>
-        <w:spacing w:after="60" w:before="0"/>
+        <w:t xml:space="preserve">5. A box plot has Q1 = 30 and Q3 = 45. What is the IQR?</w:t>
+      </w:r>
+    </w:p>
+    <w:p>
+      <w:pPr>
+        <w:spacing w:after="40" w:before="0"/>
+      </w:pPr>
+      <w:r>
+        <w:t xml:space="preserve">     A. 15</w:t>
+      </w:r>
+    </w:p>
+    <w:p>
+      <w:pPr>
+        <w:spacing w:after="40" w:before="0"/>
+      </w:pPr>
+      <w:r>
+        <w:t xml:space="preserve">     B. 75</w:t>
+      </w:r>
+    </w:p>
+    <w:p>
+      <w:pPr>
+        <w:spacing w:after="40" w:before="0"/>
+      </w:pPr>
+      <w:r>
+        <w:t xml:space="preserve">     C. 37.5</w:t>
+      </w:r>
+    </w:p>
+    <w:p>
+      <w:pPr>
+        <w:spacing w:after="40" w:before="0"/>
+      </w:pPr>
+      <w:r>
+        <w:t xml:space="preserve">     D. 45</w:t>
+      </w:r>
+    </w:p>
+    <w:p>
+      <w:pPr>
+        <w:spacing w:after="60" w:before="120"/>
+      </w:pPr>
+      <w:r>
+        <w:rPr>
+          <w:color w:val="BBBBBB"/>
+        </w:rPr>
+        <w:t xml:space="preserve">______________________________________________________________________</w:t>
+      </w:r>
+    </w:p>
+    <w:p>
+      <w:pPr>
+        <w:spacing w:after="80" w:before="0"/>
+      </w:pPr>
+      <w:r>
+        <w:rPr>
+          <w:b/>
+          <w:bCs/>
+        </w:rPr>
+        <w:t xml:space="preserve">6. Which data set has the greater range: A (12, 14, 15, 18) or B (5, 9, 14, 25)?</w:t>
+      </w:r>
+    </w:p>
+    <w:p>
+      <w:pPr>
+        <w:spacing w:after="40" w:before="0"/>
+      </w:pPr>
+      <w:r>
+        <w:t xml:space="preserve">     A. B, because 25 − 5 = 20</w:t>
+      </w:r>
+    </w:p>
+    <w:p>
+      <w:pPr>
+        <w:spacing w:after="40" w:before="0"/>
+      </w:pPr>
+      <w:r>
+        <w:t xml:space="preserve">     B. A, because it has larger values</w:t>
+      </w:r>
+    </w:p>
+    <w:p>
+      <w:pPr>
+        <w:spacing w:after="40" w:before="0"/>
+      </w:pPr>
+      <w:r>
+        <w:t xml:space="preserve">     C. They are equal</w:t>
+      </w:r>
+    </w:p>
+    <w:p>
+      <w:pPr>
+        <w:spacing w:after="40" w:before="0"/>
+      </w:pPr>
+      <w:r>
+        <w:t xml:space="preserve">     D. You cannot tell without the median</w:t>
+      </w:r>
+    </w:p>
+    <w:p>
+      <w:pPr>
+        <w:spacing w:after="60" w:before="120"/>
+      </w:pPr>
+      <w:r>
+        <w:rPr>
+          <w:color w:val="BBBBBB"/>
+        </w:rPr>
+        <w:t xml:space="preserve">______________________________________________________________________</w:t>
+      </w:r>
+    </w:p>
+    <w:p>
+      <w:pPr>
+        <w:spacing w:after="80" w:before="0"/>
+      </w:pPr>
+      <w:r>
+        <w:rPr>
+          <w:b/>
+          <w:bCs/>
+        </w:rPr>
+        <w:t xml:space="preserve">7. </w:t>
+      </w:r>
+    </w:p>
+    <w:p>
+      <w:pPr>
+        <w:spacing w:after="60" w:before="120"/>
+      </w:pPr>
+      <w:r>
+        <w:rPr>
+          <w:color w:val="BBBBBB"/>
+        </w:rPr>
+        <w:t xml:space="preserve">______________________________________________________________________</w:t>
+      </w:r>
+    </w:p>
+    <w:p>
+      <w:pPr>
+        <w:spacing w:after="60" w:before="120"/>
+      </w:pPr>
+      <w:r>
+        <w:rPr>
+          <w:color w:val="BBBBBB"/>
+        </w:rPr>
+        <w:t xml:space="preserve">______________________________________________________________________</w:t>
+      </w:r>
+    </w:p>
+    <w:p>
+      <w:pPr>
+        <w:spacing w:after="60" w:before="120"/>
+      </w:pPr>
+      <w:r>
+        <w:rPr>
+          <w:color w:val="BBBBBB"/>
+        </w:rPr>
+        <w:t xml:space="preserve">______________________________________________________________________</w:t>
+      </w:r>
+    </w:p>
+    <w:p>
+      <w:pPr>
+        <w:spacing w:after="60" w:before="120"/>
+      </w:pPr>
+      <w:r>
+        <w:rPr>
+          <w:color w:val="BBBBBB"/>
+        </w:rPr>
+        <w:t xml:space="preserve">______________________________________________________________________</w:t>
+      </w:r>
+    </w:p>
+    <w:p>
+      <w:pPr>
+        <w:spacing w:after="80" w:before="0"/>
+      </w:pPr>
+      <w:r>
+        <w:rPr>
+          <w:b/>
+          <w:bCs/>
+        </w:rPr>
+        <w:t xml:space="preserve">8. Sort each item into the correct group.</w:t>
+      </w:r>
+    </w:p>
+    <w:p>
+      <w:pPr>
+        <w:spacing w:after="80" w:before="0"/>
       </w:pPr>
       <w:r>
         <w:rPr>
           <w:i/>
           <w:iCs/>
         </w:rPr>
-        <w:t xml:space="preserve">Which step has the mistake? Explain and fix it:</w:t>
+        <w:t xml:space="preserve">Groups:    |   </w:t>
       </w:r>
     </w:p>
     <w:p>
@@ -858,212 +1307,97 @@
       </w:r>
     </w:p>
     <w:p>
-      <w:pPr>
-        <w:spacing w:after="60" w:before="120"/>
-      </w:pPr>
-      <w:r>
-        <w:rPr>
-          <w:color w:val="BBBBBB"/>
-        </w:rPr>
-        <w:t xml:space="preserve">______________________________________________________________________</w:t>
-      </w:r>
-    </w:p>
-    <w:p>
-      <w:pPr>
-        <w:spacing w:after="60" w:before="120"/>
-      </w:pPr>
-      <w:r>
-        <w:rPr>
-          <w:color w:val="BBBBBB"/>
-        </w:rPr>
-        <w:t xml:space="preserve">______________________________________________________________________</w:t>
+      <w:r>
+        <w:br w:type="page"/>
+      </w:r>
+    </w:p>
+    <w:p>
+      <w:pPr>
+        <w:pStyle w:val="Heading1"/>
+        <w:spacing w:after="120"/>
+      </w:pPr>
+      <w:r>
+        <w:rPr>
+          <w:b/>
+          <w:bCs/>
+        </w:rPr>
+        <w:t xml:space="preserve">Answer Key (Teacher)</w:t>
+      </w:r>
+    </w:p>
+    <w:p>
+      <w:pPr>
+        <w:spacing w:after="40" w:before="0"/>
+      </w:pPr>
+      <w:r>
+        <w:rPr>
+          <w:b/>
+          <w:bCs/>
+        </w:rPr>
+        <w:t xml:space="preserve">1. A. 18</w:t>
+      </w:r>
+    </w:p>
+    <w:p>
+      <w:pPr>
+        <w:spacing w:after="20" w:before="0"/>
+      </w:pPr>
+      <w:r>
+        <w:t xml:space="preserve">     Range = greatest − least = 30 − 12 = 18.</w:t>
       </w:r>
     </w:p>
     <w:p>
       <w:pPr>
         <w:spacing w:after="80" w:before="0"/>
-      </w:pPr>
-      <w:r>
-        <w:rPr>
-          <w:b/>
-          <w:bCs/>
-        </w:rPr>
-        <w:t xml:space="preserve">6. Find the Shape Error</w:t>
-      </w:r>
-    </w:p>
-    <w:p>
-      <w:pPr>
-        <w:spacing w:after="40" w:before="0"/>
-      </w:pPr>
-      <w:r>
-        <w:t xml:space="preserve">   Step 1 (Data): Sprint times (seconds): 10.2, 10.5, 10.8, 11.0, 11.1, 11.2, 11.3, 11.5, 14.8</w:t>
-      </w:r>
-    </w:p>
-    <w:p>
-      <w:pPr>
-        <w:spacing w:after="40" w:before="0"/>
-      </w:pPr>
-      <w:r>
-        <w:t xml:space="preserve">   Step 2 (Histogram): 10.0–10.9: 3, 11.0–11.9: 5, 12.0–12.9: 0, 13.0–13.9: 0, 14.0–14.9: 1</w:t>
-      </w:r>
-    </w:p>
-    <w:p>
-      <w:pPr>
-        <w:spacing w:after="40" w:before="0"/>
-      </w:pPr>
-      <w:r>
-        <w:t xml:space="preserve">   Step 3 (Shape): Skewed left because the tall bar is on the right side</w:t>
-      </w:r>
-    </w:p>
-    <w:p>
-      <w:pPr>
-        <w:spacing w:after="40" w:before="0"/>
-      </w:pPr>
-      <w:r>
-        <w:t xml:space="preserve">   Step 4 (Best measure): Use the mean because skewed data uses the mean</w:t>
-      </w:r>
-    </w:p>
-    <w:p>
-      <w:pPr>
-        <w:spacing w:after="60" w:before="0"/>
       </w:pPr>
       <w:r>
         <w:rPr>
           <w:i/>
           <w:iCs/>
         </w:rPr>
-        <w:t xml:space="preserve">Which step has the mistake? Explain and fix it:</w:t>
-      </w:r>
-    </w:p>
-    <w:p>
-      <w:pPr>
-        <w:spacing w:after="60" w:before="120"/>
-      </w:pPr>
-      <w:r>
-        <w:rPr>
-          <w:color w:val="BBBBBB"/>
-        </w:rPr>
-        <w:t xml:space="preserve">______________________________________________________________________</w:t>
-      </w:r>
-    </w:p>
-    <w:p>
-      <w:pPr>
-        <w:spacing w:after="60" w:before="120"/>
-      </w:pPr>
-      <w:r>
-        <w:rPr>
-          <w:color w:val="BBBBBB"/>
-        </w:rPr>
-        <w:t xml:space="preserve">______________________________________________________________________</w:t>
-      </w:r>
-    </w:p>
-    <w:p>
-      <w:pPr>
-        <w:spacing w:after="60" w:before="120"/>
-      </w:pPr>
-      <w:r>
-        <w:rPr>
-          <w:color w:val="BBBBBB"/>
-        </w:rPr>
-        <w:t xml:space="preserve">______________________________________________________________________</w:t>
+        <w:t xml:space="preserve">     Watch for: A common mistake with Range and Interquartile Range is adding the two quartiles instead of subtracting them — writing IQR = Q3 + Q1. With Q1 = 42 and Q3 = 58 that gives 100, which is larger than the data set's entire range of 20. Every measure of variation is a DIFFERENCE, and the IQR can never exceed the range, because the middle half is part of the whole span. If your IQR comes out bigger than your range, you added when you should have subtracted.</w:t>
+      </w:r>
+    </w:p>
+    <w:p>
+      <w:pPr>
+        <w:spacing w:after="40" w:before="0"/>
+      </w:pPr>
+      <w:r>
+        <w:rPr>
+          <w:b/>
+          <w:bCs/>
+        </w:rPr>
+        <w:t xml:space="preserve">2. A. 16</w:t>
+      </w:r>
+    </w:p>
+    <w:p>
+      <w:pPr>
+        <w:spacing w:after="20" w:before="0"/>
+      </w:pPr>
+      <w:r>
+        <w:t xml:space="preserve">     IQR = Q3 − Q1 = 36 − 20 = 16.</w:t>
       </w:r>
     </w:p>
     <w:p>
       <w:pPr>
         <w:spacing w:after="80" w:before="0"/>
-      </w:pPr>
-      <w:r>
-        <w:rPr>
-          <w:b/>
-          <w:bCs/>
-        </w:rPr>
-        <w:t xml:space="preserve">7. A teacher shows two dot plots of quiz scores from two different classes. Class A's data is symmetric with a cluster around 80. Class B's data is skewed right with most scores between 60–70 and a few scores near 100. Compare the classes: which has a higher median? Which has a higher mean? In which class does the mean better represent a typical score?</w:t>
-      </w:r>
-    </w:p>
-    <w:p>
-      <w:pPr>
-        <w:spacing w:after="60" w:before="0"/>
       </w:pPr>
       <w:r>
         <w:rPr>
           <w:i/>
           <w:iCs/>
         </w:rPr>
-        <w:t xml:space="preserve">Sentence starter: Class A is ___ with scores clustered around ___. Class B is skewed ___ with most scores at ___. Class A likely has a ___ median. Class B's mean is pulled ___ by the high scores. The mean better represents a typical score in Class ___ because ___.</w:t>
-      </w:r>
-    </w:p>
-    <w:p>
-      <w:pPr>
-        <w:spacing w:after="60" w:before="120"/>
-      </w:pPr>
-      <w:r>
-        <w:rPr>
-          <w:color w:val="BBBBBB"/>
-        </w:rPr>
-        <w:t xml:space="preserve">______________________________________________________________________</w:t>
-      </w:r>
-    </w:p>
-    <w:p>
-      <w:pPr>
-        <w:spacing w:after="60" w:before="120"/>
-      </w:pPr>
-      <w:r>
-        <w:rPr>
-          <w:color w:val="BBBBBB"/>
-        </w:rPr>
-        <w:t xml:space="preserve">______________________________________________________________________</w:t>
-      </w:r>
-    </w:p>
-    <w:p>
-      <w:pPr>
-        <w:spacing w:after="60" w:before="120"/>
-      </w:pPr>
-      <w:r>
-        <w:rPr>
-          <w:color w:val="BBBBBB"/>
-        </w:rPr>
-        <w:t xml:space="preserve">______________________________________________________________________</w:t>
-      </w:r>
-    </w:p>
-    <w:p>
-      <w:pPr>
-        <w:spacing w:after="60" w:before="120"/>
-      </w:pPr>
-      <w:r>
-        <w:rPr>
-          <w:color w:val="BBBBBB"/>
-        </w:rPr>
-        <w:t xml:space="preserve">______________________________________________________________________</w:t>
-      </w:r>
-    </w:p>
-    <w:p>
-      <w:r>
-        <w:br w:type="page"/>
-      </w:r>
-    </w:p>
-    <w:p>
-      <w:pPr>
-        <w:pStyle w:val="Heading1"/>
-        <w:spacing w:after="120"/>
-      </w:pPr>
-      <w:r>
-        <w:rPr>
-          <w:b/>
-          <w:bCs/>
-        </w:rPr>
-        <w:t xml:space="preserve">Answer Key (Teacher)</w:t>
-      </w:r>
-    </w:p>
-    <w:p>
-      <w:pPr>
-        <w:spacing w:after="40" w:before="0"/>
-      </w:pPr>
-      <w:r>
-        <w:rPr>
-          <w:b/>
-          <w:bCs/>
-        </w:rPr>
-        <w:t xml:space="preserve">1. A. Skewed right</w:t>
+        <w:t xml:space="preserve">     Watch for: A common mistake with Range and Interquartile Range is adding the two quartiles instead of subtracting them — writing IQR = Q3 + Q1. With Q1 = 42 and Q3 = 58 that gives 100, which is larger than the data set's entire range of 20. Every measure of variation is a DIFFERENCE, and the IQR can never exceed the range, because the middle half is part of the whole span. If your IQR comes out bigger than your range, you added when you should have subtracted.</w:t>
+      </w:r>
+    </w:p>
+    <w:p>
+      <w:pPr>
+        <w:spacing w:after="40" w:before="0"/>
+      </w:pPr>
+      <w:r>
+        <w:rPr>
+          <w:b/>
+          <w:bCs/>
+        </w:rPr>
+        <w:t xml:space="preserve">3. A. Team B's salaries cluster much more tightly around the median</w:t>
       </w:r>
     </w:p>
     <w:p>
@@ -1071,7 +1405,7 @@
         <w:spacing w:after="20" w:before="0"/>
       </w:pPr>
       <w:r>
-        <w:t xml:space="preserve">     Most data is on the left (younger ages) with a tail stretching right (older ages). This is skewed right.</w:t>
+        <w:t xml:space="preserve">     Both measures of variation are smaller for Team B, so its salaries vary less: a typical player is more likely to earn close to the median. Team A spreads much wider in both directions.</w:t>
       </w:r>
     </w:p>
     <w:p>
@@ -1083,19 +1417,19 @@
           <w:i/>
           <w:iCs/>
         </w:rPr>
-        <w:t xml:space="preserve">     Watch for: A common mistake in Shape of Data Distributions is naming the skew by looking at where the TALLEST bar (the peak) sits, instead of looking at which way the TAIL stretches. For example, given bar heights 8, 5, 3, 1 (tall on the left, trailing off to the right), students often say "skewed left" because the peak is on the left — but the correct name is skewed right, because skew is always named for the direction the tail points, not the peak.</w:t>
-      </w:r>
-    </w:p>
-    <w:p>
-      <w:pPr>
-        <w:spacing w:after="40" w:before="0"/>
-      </w:pPr>
-      <w:r>
-        <w:rPr>
-          <w:b/>
-          <w:bCs/>
-        </w:rPr>
-        <w:t xml:space="preserve">2. A. They are approximately equal</w:t>
+        <w:t xml:space="preserve">     Watch for: A common mistake with Range and Interquartile Range is adding the two quartiles instead of subtracting them — writing IQR = Q3 + Q1. With Q1 = 42 and Q3 = 58 that gives 100, which is larger than the data set's entire range of 20. Every measure of variation is a DIFFERENCE, and the IQR can never exceed the range, because the middle half is part of the whole span. If your IQR comes out bigger than your range, you added when you should have subtracted.</w:t>
+      </w:r>
+    </w:p>
+    <w:p>
+      <w:pPr>
+        <w:spacing w:after="40" w:before="0"/>
+      </w:pPr>
+      <w:r>
+        <w:rPr>
+          <w:b/>
+          <w:bCs/>
+        </w:rPr>
+        <w:t xml:space="preserve">4. A. 13</w:t>
       </w:r>
     </w:p>
     <w:p>
@@ -1103,7 +1437,7 @@
         <w:spacing w:after="20" w:before="0"/>
       </w:pPr>
       <w:r>
-        <w:t xml:space="preserve">     In a symmetric distribution, the mean and median are approximately equal because the data is balanced on both sides.</w:t>
+        <w:t xml:space="preserve">     Range = 20 − 7 = 13.</w:t>
       </w:r>
     </w:p>
     <w:p>
@@ -1115,19 +1449,19 @@
           <w:i/>
           <w:iCs/>
         </w:rPr>
-        <w:t xml:space="preserve">     Watch for: A common mistake in Shape of Data Distributions is naming the skew by looking at where the TALLEST bar (the peak) sits, instead of looking at which way the TAIL stretches. For example, given bar heights 8, 5, 3, 1 (tall on the left, trailing off to the right), students often say "skewed left" because the peak is on the left — but the correct name is skewed right, because skew is always named for the direction the tail points, not the peak.</w:t>
-      </w:r>
-    </w:p>
-    <w:p>
-      <w:pPr>
-        <w:spacing w:after="40" w:before="0"/>
-      </w:pPr>
-      <w:r>
-        <w:rPr>
-          <w:b/>
-          <w:bCs/>
-        </w:rPr>
-        <w:t xml:space="preserve">3. A. Symmetric with one cluster around the peak</w:t>
+        <w:t xml:space="preserve">     Watch for: A common mistake with Range and Interquartile Range is adding the two quartiles instead of subtracting them — writing IQR = Q3 + Q1. With Q1 = 42 and Q3 = 58 that gives 100, which is larger than the data set's entire range of 20. Every measure of variation is a DIFFERENCE, and the IQR can never exceed the range, because the middle half is part of the whole span. If your IQR comes out bigger than your range, you added when you should have subtracted.</w:t>
+      </w:r>
+    </w:p>
+    <w:p>
+      <w:pPr>
+        <w:spacing w:after="40" w:before="0"/>
+      </w:pPr>
+      <w:r>
+        <w:rPr>
+          <w:b/>
+          <w:bCs/>
+        </w:rPr>
+        <w:t xml:space="preserve">5. A. 15</w:t>
       </w:r>
     </w:p>
     <w:p>
@@ -1135,7 +1469,7 @@
         <w:spacing w:after="20" w:before="0"/>
       </w:pPr>
       <w:r>
-        <w:t xml:space="preserve">     One peak in the middle with roughly even sides means the data mirrors around the center, so it is symmetric with a single cluster at the peak.</w:t>
+        <w:t xml:space="preserve">     IQR = 45 − 30 = 15.</w:t>
       </w:r>
     </w:p>
     <w:p>
@@ -1147,19 +1481,19 @@
           <w:i/>
           <w:iCs/>
         </w:rPr>
-        <w:t xml:space="preserve">     Watch for: A common mistake in Shape of Data Distributions is naming the skew by looking at where the TALLEST bar (the peak) sits, instead of looking at which way the TAIL stretches. For example, given bar heights 8, 5, 3, 1 (tall on the left, trailing off to the right), students often say "skewed left" because the peak is on the left — but the correct name is skewed right, because skew is always named for the direction the tail points, not the peak.</w:t>
-      </w:r>
-    </w:p>
-    <w:p>
-      <w:pPr>
-        <w:spacing w:after="40" w:before="0"/>
-      </w:pPr>
-      <w:r>
-        <w:rPr>
-          <w:b/>
-          <w:bCs/>
-        </w:rPr>
-        <w:t xml:space="preserve">4. A. A cluster (70-85%), a gap (50-65%), and a left tail — so skewed left</w:t>
+        <w:t xml:space="preserve">     Watch for: A common mistake with Range and Interquartile Range is adding the two quartiles instead of subtracting them — writing IQR = Q3 + Q1. With Q1 = 42 and Q3 = 58 that gives 100, which is larger than the data set's entire range of 20. Every measure of variation is a DIFFERENCE, and the IQR can never exceed the range, because the middle half is part of the whole span. If your IQR comes out bigger than your range, you added when you should have subtracted.</w:t>
+      </w:r>
+    </w:p>
+    <w:p>
+      <w:pPr>
+        <w:spacing w:after="40" w:before="0"/>
+      </w:pPr>
+      <w:r>
+        <w:rPr>
+          <w:b/>
+          <w:bCs/>
+        </w:rPr>
+        <w:t xml:space="preserve">6. A. B, because 25 − 5 = 20</w:t>
       </w:r>
     </w:p>
     <w:p>
@@ -1167,7 +1501,7 @@
         <w:spacing w:after="20" w:before="0"/>
       </w:pPr>
       <w:r>
-        <w:t xml:space="preserve">     The data clusters at the high end (70-85%), there is an empty gap (50-65%), and the few low values form a tail on the left, so the display is skewed left.</w:t>
+        <w:t xml:space="preserve">     A's range is 18 − 12 = 6. B's range is 25 − 5 = 20, so B is more spread out.</w:t>
       </w:r>
     </w:p>
     <w:p>
@@ -1179,19 +1513,19 @@
           <w:i/>
           <w:iCs/>
         </w:rPr>
-        <w:t xml:space="preserve">     Watch for: A common mistake in Shape of Data Distributions is naming the skew by looking at where the TALLEST bar (the peak) sits, instead of looking at which way the TAIL stretches. For example, given bar heights 8, 5, 3, 1 (tall on the left, trailing off to the right), students often say "skewed left" because the peak is on the left — but the correct name is skewed right, because skew is always named for the direction the tail points, not the peak.</w:t>
-      </w:r>
-    </w:p>
-    <w:p>
-      <w:pPr>
-        <w:spacing w:after="40" w:before="0"/>
-      </w:pPr>
-      <w:r>
-        <w:rPr>
-          <w:b/>
-          <w:bCs/>
-        </w:rPr>
-        <w:t xml:space="preserve">5. Level 2 Extension — Name the Skew by Its Tail</w:t>
+        <w:t xml:space="preserve">     Watch for: A common mistake with Range and Interquartile Range is adding the two quartiles instead of subtracting them — writing IQR = Q3 + Q1. With Q1 = 42 and Q3 = 58 that gives 100, which is larger than the data set's entire range of 20. Every measure of variation is a DIFFERENCE, and the IQR can never exceed the range, because the middle half is part of the whole span. If your IQR comes out bigger than your range, you added when you should have subtracted.</w:t>
+      </w:r>
+    </w:p>
+    <w:p>
+      <w:pPr>
+        <w:spacing w:after="40" w:before="0"/>
+      </w:pPr>
+      <w:r>
+        <w:rPr>
+          <w:b/>
+          <w:bCs/>
+        </w:rPr>
+        <w:t xml:space="preserve">7. Open response — answers will vary.</w:t>
       </w:r>
     </w:p>
     <w:p>
@@ -1199,79 +1533,27 @@
         <w:spacing w:after="20" w:before="0"/>
       </w:pPr>
       <w:r>
-        <w:t xml:space="preserve">     The mistake is in Step 4.</w:t>
-      </w:r>
-    </w:p>
-    <w:p>
-      <w:pPr>
-        <w:spacing w:after="20" w:before="0"/>
-      </w:pPr>
-      <w:r>
-        <w:t xml:space="preserve">     Correct work: This display is skewed RIGHT, not left. Skew is named for the direction the TAIL points, not where the peak sits. The peak is on the left, but the long tail of short bars stretches to the right, so it is skewed right. (A correct claim-evidence-reasoning answer: 'The distribution is skewed right because I see the tail stretching toward the high values on the right.')</w:t>
-      </w:r>
-    </w:p>
-    <w:p>
-      <w:pPr>
-        <w:spacing w:after="80" w:before="0"/>
-      </w:pPr>
-      <w:r>
-        <w:t xml:space="preserve">     Watch for: The claim was based on where the peak sits instead of where the tail points. The bar heights 12, 8, 4, 2, 1 pile up on the left and shrink toward the right, so the tail stretches right and the display is skewed right. Skew is always named for the tail direction, never the peak.</w:t>
-      </w:r>
-    </w:p>
-    <w:p>
-      <w:pPr>
-        <w:spacing w:after="40" w:before="0"/>
-      </w:pPr>
-      <w:r>
-        <w:rPr>
-          <w:b/>
-          <w:bCs/>
-        </w:rPr>
-        <w:t xml:space="preserve">6. Find the Shape Error</w:t>
-      </w:r>
-    </w:p>
-    <w:p>
-      <w:pPr>
-        <w:spacing w:after="20" w:before="0"/>
-      </w:pPr>
-      <w:r>
-        <w:t xml:space="preserve">     The mistake is in Step 3.</w:t>
-      </w:r>
-    </w:p>
-    <w:p>
-      <w:pPr>
-        <w:spacing w:after="20" w:before="0"/>
-      </w:pPr>
-      <w:r>
-        <w:t xml:space="preserve">     Correct work: This is skewed RIGHT, not left. The cluster of data is on the left (10–11 seconds) and the tail with the extreme value (14.8) stretches to the right. Also, for skewed data the MEDIAN is the better measure, not the mean, because the mean is pulled toward the tail.</w:t>
-      </w:r>
-    </w:p>
-    <w:p>
-      <w:pPr>
-        <w:spacing w:after="80" w:before="0"/>
-      </w:pPr>
-      <w:r>
-        <w:t xml:space="preserve">     Watch for: The shape was named from the tall bar instead of the tail. The histogram clusters at 10–11 seconds, shows empty intervals at 12 and 13, and then has one lone value at 14.8, so the stretched-out tail points right — skewed right. And because the data is skewed, the median describes a typical sprint time better than the mean, which the 14.8 pulls upward.</w:t>
-      </w:r>
-    </w:p>
-    <w:p>
-      <w:pPr>
-        <w:spacing w:after="40" w:before="0"/>
-      </w:pPr>
-      <w:r>
-        <w:rPr>
-          <w:b/>
-          <w:bCs/>
-        </w:rPr>
-        <w:t xml:space="preserve">7. Open response — answers will vary.</w:t>
-      </w:r>
-    </w:p>
-    <w:p>
-      <w:pPr>
-        <w:spacing w:after="80" w:before="0"/>
-      </w:pPr>
-      <w:r>
-        <w:t xml:space="preserve">     Look for key words: symmetric, skewed right, median, mean, pulled, higher, typical, tail.</w:t>
+        <w:t xml:space="preserve">     Sample: Each new score of 80 lands just below the median of 81, which is inside the box for both classes. Adding a value inside the middle of the data pulls the quartiles slightly toward the center, so each IQR either stays the same or shrinks a little; neither can grow much, because nothing was added out at the extremes. The ranges do not change at all, since 80 is neither a new least nor a new greatest value for either class. The comparison holds: Class B's scores stay the more tightly clustered of the two.</w:t>
+      </w:r>
+    </w:p>
+    <w:p>
+      <w:pPr>
+        <w:spacing w:after="40" w:before="0"/>
+      </w:pPr>
+      <w:r>
+        <w:rPr>
+          <w:b/>
+          <w:bCs/>
+        </w:rPr>
+        <w:t xml:space="preserve">8. Correct groups:</w:t>
+      </w:r>
+    </w:p>
+    <w:p>
+      <w:pPr>
+        <w:spacing w:after="40" w:before="0"/>
+      </w:pPr>
+      <w:r>
+        <w:t xml:space="preserve"/>
       </w:r>
     </w:p>
     <w:sectPr>
